--- a/exports/quarto/docx/11_GlossaryAndDefinitions.docx
+++ b/exports/quarto/docx/11_GlossaryAndDefinitions.docx
@@ -23,7 +23,7 @@
         <w:pStyle w:val="Date"/>
       </w:pPr>
       <w:r>
-        <w:t xml:space="preserve">March 31, 2026</w:t>
+        <w:t xml:space="preserve">April 2, 2026</w:t>
       </w:r>
     </w:p>
     <w:sdt>
@@ -633,10 +633,28 @@
     </w:p>
     <w:p>
       <w:pPr>
+        <w:pStyle w:val="BlockText"/>
+      </w:pPr>
+      <w:r>
+        <w:rPr>
+          <w:b/>
+          <w:bCs/>
+        </w:rPr>
+        <w:t xml:space="preserve">Single Source of Truth (SSOT):</w:t>
+      </w:r>
+      <w:r>
+        <w:t xml:space="preserve"> </w:t>
+      </w:r>
+      <w:r>
+        <w:t xml:space="preserve">The README.md is the authoritative origin for all canonical definitions.</w:t>
+      </w:r>
+    </w:p>
+    <w:p>
+      <w:pPr>
         <w:pStyle w:val="FirstParagraph"/>
       </w:pPr>
       <w:r>
-        <w:t xml:space="preserve">The glossary includes the frozen definitions of the Seven Core Concepts:</w:t>
+        <w:t xml:space="preserve">The glossary includes the frozen definitions of the Eight Core Concepts:</w:t>
       </w:r>
     </w:p>
     <w:bookmarkStart w:id="26" w:name="conversation-as-the-atomic-unit"/>
